--- a/CLAUDE/IFM Add New Game Guide.docx
+++ b/CLAUDE/IFM Add New Game Guide.docx
@@ -9420,7 +9420,7 @@
           <w:b w:val="0"/>
           <w:i/>
         </w:rPr>
-        <w:t>Last audited: 28 July 2026.</w:t>
+        <w:t>Last audited: 31 August 2026.</w:t>
       </w:r>
     </w:p>
     <w:p>
@@ -10702,7 +10702,7 @@
           <w:b w:val="0"/>
           <w:i/>
         </w:rPr>
-        <w:t>27 public games total. 26 of 27 have a published games.investingformummies.com URL (all verified HTTP 200 on 28 Jul 2026); Inflation Calculator is the only one without.</w:t>
+        <w:t>27 public games total (membership unchanged since 29 Jun 2026). 26 of 27 have a published games.investingformummies.com URL — all 39 published URLs re-verified HTTP 200 on 31 Aug 2026; Inflation Calculator is still the only public game without one. ✅ Finding 15 (missing gameScores global) is FIXED — the seven URLs it broke for a month all play and show their results screens again, verified end-to-end on 31 Aug 2026.</w:t>
       </w:r>
     </w:p>
     <w:p>
@@ -10779,7 +10779,7 @@
           <w:b w:val="0"/>
           <w:i w:val="0"/>
         </w:rPr>
-        <w:t>Crorepati Lane (crorepati-lane.html) · Money Masters Quiz (quiz.html, at /quiz.html) · The Wealth Conversation (wealth-conversation.vercel.app, ✅ /wealth-conversation/) · The Short Squeeze (short-squeeze-sim.html) · Rice &amp; Chessboard (chess-compounding.html) · Mutual Fund Manager LIVE (fund-manager.html, ❌ no WP page — flagship multiplayer sim, still orphaned, not yet embedded)</w:t>
+        <w:t>Crorepati Lane (crorepati-lane.html) · Money Masters Quiz (quiz.html, at /quiz.html) · The Wealth Conversation (wealth-conversation.vercel.app, ✅ /wealth-conversation/) · The Short Squeeze (short-squeeze-sim.html) · Rice &amp; Chessboard (chess-compounding.html) · Mutual Fund Manager LIVE (fund-manager.html, ❌ no WP page — flagship multiplayer sim, still orphaned, not yet embedded) · Sapno Ka Ghar (sapno-ka-ghar.html — live 200, but no clean URL, no portal card and no entry in IFM_Published_Games.docx: fully orphaned) · LTM Live (ltm-live/ — live with a trailing slash only, no portal card, deliberately kept out of IFM_Published_Games.docx while finding 16 is open). Count is 8, not 6. Note: Crorepati Lane, the quiz, Short Squeeze, Rice &amp; Chessboard, Mutual Fund Manager LIVE and Wealth Conversation now all have clean games.investingformummies.com URLs via vercel.json rewrites, so "no WP page" no longer means "no shareable link".</w:t>
       </w:r>
     </w:p>
     <w:p>
@@ -10956,7 +10956,7 @@
         <w:rPr>
           <w:b/>
         </w:rPr>
-        <w:t>10. 🔴 CRITICAL — all 11 WordPress game pages are DOWN (404). Found 15 Jul 2026.</w:t>
+        <w:t>10. 🔴 CRITICAL — all 11 WordPress game pages are DOWN (404). Found 15 Jul 2026; re-verified still 404 on 10 Aug 2026.</w:t>
       </w:r>
     </w:p>
     <w:p>
@@ -11045,7 +11045,7 @@
           <w:b w:val="0"/>
           <w:i w:val="0"/>
         </w:rPr>
-        <w:t>~61 items total · 27 public in the portal · 12 public games run as standalone Vercel files/folders (27 standalone Vercel URLs live in total — all 27 verified working 15 Jul 2026) · 11 WP pages were built (9 games + Fund YOUR Goal + Wealth Conversation) but ALL 11 now return 404. Key gaps: every public WP landing page is down; 15 public games have no standalone URL at all; 6 standalone-Vercel items not in portal.</w:t>
+        <w:t>~63 items total · 27 public in the portal · 39 published games.investingformummies.com URLs — all 39 returned HTTP 200 on 31 Aug 2026 · the 11 legacy investingformummies.com/&lt;slug&gt;/ WP pages remain retired (superseded by the vanity URLs) · 8 standalone Vercel items sit outside the portal, 2 of them fully orphaned (Sapno Ka Ghar, LTM Live). Functional health 31 Aug 2026: 30 of 39 published URLs Pass, 0 Broken, 2 Degraded (Lifestyle Time Machine, Swayamvar), 7 Slightly Off. Best week on record — finding 15 is fixed and no published URL is unplayable. Key gaps left: LTM Live is still unpublishable (finding 16), Inflation Calculator still has no standalone URL, and three host lobbies clip on phones (finding 24).</w:t>
       </w:r>
     </w:p>
     <w:p/>
@@ -11471,6 +11471,405 @@
     <w:p>
       <w:r>
         <w:t xml:space="preserve">No new games added since the 29 Jun pass. Public count unchanged at 27; Resources &amp; Tools (10), News Agency (1) and Beta (15) unchanged. ChaiBoss Ltd ('7') is STILL in the Beta admin-section, not public. inflation-2.html and goal-tracker.html still duplicate their inline versions. fund-manager.html remains orphaned. IFM_Published_Games.docx 'Last updated' bumped to 28 July 2026.</w:t>
+      </w:r>
+    </w:p>
+    <w:p>
+      <w:pPr>
+        <w:pStyle w:val="Heading2"/>
+      </w:pPr>
+      <w:r>
+        <w:t xml:space="preserve">Re-scan 3 Aug 2026 (weekly audit)</w:t>
+      </w:r>
+    </w:p>
+    <w:p>
+      <w:r>
+        <w:t xml:space="preserve">Inventory: no change to the portal. Table A remains 27 public games with the same showGame() ids and published URLs; Resources &amp; Tools (10), News Agency (1) and Beta (15) unchanged. ChaiBoss Ltd ('7') is STILL in the Beta admin-section, not public. All 39 games.investingformummies.com URLs from IFM_Published_Games.docx returned HTTP 200 with correct per-game titles. IFM_Published_Games.docx 'Last updated' bumped to 3 August 2026 (header date corrected from the stale '2 June 2026').</w:t>
+      </w:r>
+    </w:p>
+    <w:p>
+      <w:r>
+        <w:t xml:space="preserve">NEW standalone item — LTM Live (ltm-live/). A new multiplayer classroom build of Lifestyle Time Machine is deployed and answers at games.investingformummies.com/ltm-live. It is NOT carded in the portal and has deliberately NOT been added to IFM_Published_Games.docx this pass because it is broken (see finding 16). Standalone-Vercel-not-in-portal count rises 7 → 8 (Crorepati Lane, KBC Quiz, Wealth Conversation, Short Squeeze, Rice &amp; Chessboard, Mutual Fund Manager LIVE, Sapno Ka Ghar, LTM Live).</w:t>
+      </w:r>
+    </w:p>
+    <w:p>
+      <w:r>
+        <w:t xml:space="preserve">15. RED / CRITICAL — 'gameScores is not defined' breaks 7 published game pages. The portal declares var gameScores once in index.html (line ~23100). Seven games were extracted into their own games.investingformummies.com pages WITHOUT that declaration, so every statement touching gameScores throws an uncaught ReferenceError and silently kills the rest of the function. Verified live in the browser. Affected: Cap Climber (cc_answer — every answer throws, score never moves, the round only advances on the 6s timeout, so the game is unscoreable); NAV Pizza (10 refs — the gameScores line is the FIRST statement of every CORRECT-answer branch, so choosing the right answer shows NO feedback at all while wrong answers work normally); ₹1Cr Ladder (same pattern, correct answer 'C' produces no feedback); REIT or Real? (See Results shows a COMPLETELY BLANK results screen after all 8 questions); Debt Detective (same blank final screen); Wheel of Gold and Wheel of Silver (showFinal() throws on its first line, so the results screen never renders at the end of all 8 rounds). 3 Buckets is the correct pattern and is NOT affected — it guards with if (typeof gameScores !== 'undefined'). Three Investors carries a dead g1Reset() reference that is never called (no impact). FIX: add the 3 Buckets typeof guard, or declare a local var gameScores = {} at the top of each extracted page.</w:t>
+      </w:r>
+    </w:p>
+    <w:p>
+      <w:r>
+        <w:t xml:space="preserve">16. RED — LTM Live does not load on its published URL. games.investingformummies.com/ltm-live (no trailing slash) resolves ltm-live/index.html's RELATIVE asset paths (styles.css?v=3, host-view.jsx?v=3, player-view.jsx?v=5, engine.js?v=9) against the site ROOT, so all four 404 and the app never boots — the page sits on 'Taking longer than expected / Check your internet connection'. The same URL WITH a trailing slash (/ltm-live/) boots correctly, which is why Stock Rush (/stock-rush/) is unaffected. FIX: redirect /ltm-live → /ltm-live/, or make the four asset paths absolute (/ltm-live/…). SECOND BUG on the same game: even when it boots, the lobby's join link and QR encode ?room=undefined — the room code is never generated, so scanning students cannot be routed to a real room. LTM Live should be treated as not yet publishable.</w:t>
+      </w:r>
+    </w:p>
+    <w:p>
+      <w:r>
+        <w:t xml:space="preserve">17. AMBER — Double or Nothing round timer never resets. The countdown is not restarted between rounds: round 1 begins at 30s, and round 2 inherits whatever was left, hits 0 almost immediately and shows 'Time's up — but still pick your answer!'. Every round after the first is effectively untimed, so the speed bonus (3 pts under 5s / 2 pts under 10s) is unreachable. Separately, the rules screen advertises '15 seconds per round' while the timer actually starts at 30 — copy and config disagree.</w:t>
+      </w:r>
+    </w:p>
+    <w:p>
+      <w:r>
+        <w:t xml:space="preserve">18. AMBER — Lifestyle Time Machine round-1 header contradicts itself. With nothing selected the budget card reads 'BUDGET REMAINING ₹15,00,000' next to '₹0L spent', 'Total budget: ₹25L' and a FULL progress bar. Remaining should be ₹25L. Also: the student counter says '1 of 5' when only 3 names were entered (blank name rows are not filtered out), the student name in the header is truncated to 'S…' at 390px, and deleting a student leaves the remaining rows numbered 2–6 instead of renumbering.</w:t>
+      </w:r>
+    </w:p>
+    <w:p>
+      <w:r>
+        <w:t xml:space="preserve">19. AMBER — Hidden Fortunes mobile CTA is clipped. At 390px the 'Reveal My Hidden Fortune →' button spans x=151→404 in a 403px viewport, so its right edge and arrow are cut off and it is awkward to tap; the hero title 'Hidden Fortunes 2.0' also runs underneath the 'BETA 2.0' badge. The button works when hit. Also note a public, portal-carded game still presents itself as 'Beta 2.0' in both its page title and its hero badge.</w:t>
+      </w:r>
+    </w:p>
+    <w:p>
+      <w:r>
+        <w:t xml:space="preserve">20. AMBER — two published pages render an empty logo circle. REIT or Real? and Debt Detective both contain &lt;img class="site-logo"&gt; with NO src attribute and no script to populate it (the portal populates .site-logo at index.html level). Both show a blank circle in the game header. 3 Buckets ships the populating script and is fine.</w:t>
+      </w:r>
+    </w:p>
+    <w:p>
+      <w:r>
+        <w:t xml:space="preserve">21. AMBER — Swayamvar's public URL opens someone else's finished game. games.investingformummies.com/swayamvar redirects to /swayamvar/?room=1995 and restores that room's persisted Supabase state — this pass it opened straight onto a GRAND FINALE screen with six players from a previous session. The host must hit '↩ Reset game' before every class. Consider a fresh room code per host visit. Minor related nit: Stock Rush's on-screen join text still reads 'ifm-deploy.vercel.app/stock-rush' rather than the branded games.investingformummies.com URL.</w:t>
+      </w:r>
+    </w:p>
+    <w:p>
+      <w:r>
+        <w:t xml:space="preserve">22. RESOLVED — the portal's two load-time SyntaxErrors (finding 14) are gone. ifm-deploy.vercel.app now loads with ZERO console errors. Inflation Calculator, Asset Boss, Debt Boss, My First Trade, Market Pulse and IPO Bonanza all render and compute correctly inside their srcdoc iframes (spot-checked: ₹10,000/month at 6% for 10 years = ₹17,908 ✓).</w:t>
+      </w:r>
+    </w:p>
+    <w:p>
+      <w:r>
+        <w:t xml:space="preserve">Functional test (Step 5B) coverage note: 22 of the 27 public games were driven through their core mechanic this pass, plus Inflation Calculator via the portal deep link. Confirmed working end-to-end: NAV Pizza (wrong-answer path), 3 Buckets, Wheel of Gold, Wheel of Silver, Debt Detective, Debt Boss, ₹1Cr Ladder, Radha's Mission (NAV fill-in scored 15/15 correctly), Three Investors, My First Trade, Market Pulse, IPO Bonanza, Asset Boss, Money Map, Need/Want/Value, Swipe Right on SIP, Lifestyle Time Machine, Hidden Fortunes (full result card + reset), Cap Climber (loads, unscoreable), REIT or Real? (all 8 questions, blank results), Double or Nothing, Inflation Calculator. Stock Rush, Stock Rush PRO, Swayamvar, Swipe Right LIVE and Broke by Friday LIVE were verified to load and connect to their Supabase lobbies with a join QR, but their multi-device round loops were not driven this pass. Health: 25 of 28 items Pass or Slightly Off; 3 Broken (Cap Climber, REIT or Real?/Debt Detective results screens, LTM Live).</w:t>
+      </w:r>
+    </w:p>
+    <w:p>
+      <w:pPr>
+        <w:pStyle w:val="Heading2"/>
+      </w:pPr>
+      <w:r>
+        <w:t>Re-scan 10 Aug 2026 (weekly audit)</w:t>
+      </w:r>
+    </w:p>
+    <w:p>
+      <w:pPr>
+        <w:pStyle w:val="ListParagraph"/>
+      </w:pPr>
+      <w:r>
+        <w:t>Inventory: no change. Table A remains 27 public games with the same showGame() ids; Resources &amp; Tools (10), News Agency (1) and Beta (15) unchanged. ChaiBoss Ltd ('7') is STILL in the Beta admin-section, not public. No new games added since the 3 Aug pass — the two additions of the previous fortnight (Sapno Ka Ghar, LTM Live) are still un-carded and unreferenced by index.html, vercel.json and every WP snippet. All 39 games.investingformummies.com URLs returned HTTP 200. All 11 legacy investingformummies.com/&lt;slug&gt;/ pages and wp-sitemap.xml still return 404. IFM_Published_Games.docx 'Last updated' bumped to 10 August 2026; no rows added or removed.</w:t>
+      </w:r>
+    </w:p>
+    <w:p>
+      <w:r>
+        <w:rPr>
+          <w:b/>
+        </w:rPr>
+        <w:t>⚠️ Headline: almost nothing from the 3 Aug pass has been fixed.</w:t>
+      </w:r>
+    </w:p>
+    <w:p>
+      <w:pPr>
+        <w:pStyle w:val="ListParagraph"/>
+      </w:pPr>
+      <w:r>
+        <w:t>Findings 15, 16, 17, 18, 20 and 21 were re-tested this week and all still reproduce. Finding 19 (Hidden Fortunes mobile CTA) is the one fix: the 'Reveal My Hidden Fortune' button now spans x=123→376 in a 390px viewport (was 151→404), so it no longer clips. Finding 15 on its own leaves 7 of the 39 advertised URLs broken or degraded, two weeks running.</w:t>
+      </w:r>
+    </w:p>
+    <w:p>
+      <w:r>
+        <w:rPr>
+          <w:b/>
+        </w:rPr>
+        <w:t>15 — STILL OPEN, independently reproduced end-to-end.</w:t>
+      </w:r>
+    </w:p>
+    <w:p>
+      <w:pPr>
+        <w:pStyle w:val="ListParagraph"/>
+      </w:pPr>
+      <w:r>
+        <w:t>Runtime probe re-confirms typeof gameScores === "undefined" on /cap-climber, /one-crore-ladder, /reit-or-real, /three-investors, /debt-detective, /wheel-of-silver, /nav-pizza, /wheel-of-gold and /3-buckets (asset-boss and debt-boss declare their own and are fine; 3-buckets is undefined but guards with typeof, so it survives). Driving each game to its failure point reproduced the impact recorded on 3 Aug: Cap Climber throws inside cc_answer and the screen stays on "Company 1 of 10 · SCORE 0"; Debt Detective throws with the stack dd_nextQ → dd_showCard → dd_showFinal (debt-detective.html:2078), so the results screen is revealed but never populated; REIT or Real? finishes all 8 questions showing nothing but "Back to Main Menu". Wheel of Gold and Wheel of Silver were confirmed at source rather than end-to-end: showFinal() (wheel-of-gold.html:2071) writes gameScores as its FIRST statement, before it removes .active from wogGame and adds it to wogFinal, so the same blank-final-screen failure is structurally guaranteed. Fix remains the one-line typeof guard, or "var gameScores = window.gameScores || {};" at the top of each extracted page.</w:t>
+      </w:r>
+    </w:p>
+    <w:p>
+      <w:r>
+        <w:rPr>
+          <w:b/>
+        </w:rPr>
+        <w:t>16 — STILL OPEN, both bugs.</w:t>
+      </w:r>
+    </w:p>
+    <w:p>
+      <w:pPr>
+        <w:pStyle w:val="ListParagraph"/>
+      </w:pPr>
+      <w:r>
+        <w:t>/ltm-live (no trailing slash) still 404s on all four relative assets (styles.css?v=3, host-view.jsx?v=3, player-view.jsx?v=5, engine.js?v=9) and sits on "Loading…". /ltm-live/ (with slash) boots with zero 404s, but its lobby still encodes room=undefined, so scanning students cannot be routed to a real room. LTM Live remains not publishable.</w:t>
+      </w:r>
+    </w:p>
+    <w:p>
+      <w:r>
+        <w:rPr>
+          <w:b/>
+        </w:rPr>
+        <w:t>17 — copy/config mismatch still present; timer half carried forward.</w:t>
+      </w:r>
+    </w:p>
+    <w:p>
+      <w:pPr>
+        <w:pStyle w:val="ListParagraph"/>
+      </w:pPr>
+      <w:r>
+        <w:t>The Double or Nothing rules screen still advertises "15 seconds per round". The inter-round timer-reset behaviour was not driven to a second round this pass, so treat that half of finding 17 as carried forward unverified rather than re-confirmed.</w:t>
+      </w:r>
+    </w:p>
+    <w:p>
+      <w:r>
+        <w:rPr>
+          <w:b/>
+        </w:rPr>
+        <w:t>18 — STILL OPEN, reproduced verbatim.</w:t>
+      </w:r>
+    </w:p>
+    <w:p>
+      <w:pPr>
+        <w:pStyle w:val="ListParagraph"/>
+      </w:pPr>
+      <w:r>
+        <w:t>Lifestyle Time Machine round 1 with nothing selected still reads "BUDGET REMAINING ₹15,00,000" alongside "₹0L spent" and "Total budget: ₹25L". Remaining should be ₹25L.</w:t>
+      </w:r>
+    </w:p>
+    <w:p>
+      <w:r>
+        <w:rPr>
+          <w:b/>
+        </w:rPr>
+        <w:t>20 — STILL OPEN.</w:t>
+      </w:r>
+    </w:p>
+    <w:p>
+      <w:pPr>
+        <w:pStyle w:val="ListParagraph"/>
+      </w:pPr>
+      <w:r>
+        <w:t>img.site-logo still has no src attribute on /reit-or-real and /debt-detective, so both render an empty circle. /3-buckets correctly serves "/IFM round logo for watermark.png".</w:t>
+      </w:r>
+    </w:p>
+    <w:p>
+      <w:r>
+        <w:rPr>
+          <w:b/>
+        </w:rPr>
+        <w:t>21 — STILL OPEN.</w:t>
+      </w:r>
+    </w:p>
+    <w:p>
+      <w:pPr>
+        <w:pStyle w:val="ListParagraph"/>
+      </w:pPr>
+      <w:r>
+        <w:t>/swayamvar still redirects to /swayamvar/?room=1995, the same hardcoded room. This pass it opened on a clean lobby ("Scan the card — we'll wait for everyone to be seated") rather than a stale grand finale, so the persisted state had been reset since 3 Aug — but the shared room code is unchanged, so the next class can still walk into the previous class's state.</w:t>
+      </w:r>
+    </w:p>
+    <w:p>
+      <w:r>
+        <w:rPr>
+          <w:b/>
+        </w:rPr>
+        <w:t>NEW 23. 🟠 .vercelignore excludes *.mp4, so the quiz hero videos 404 in production.</w:t>
+      </w:r>
+    </w:p>
+    <w:p>
+      <w:pPr>
+        <w:pStyle w:val="ListParagraph"/>
+      </w:pPr>
+      <w:r>
+        <w:t>quiz.html references ifm-hero-lockup-9s.mp4 twice (lobby video and podium video). The file exists locally (2.8 MB, dated 13 Jun) but .vercelignore contains "*.mp4" with a single exception ("!3b-hero.mp4"), so it never deploys: games.investingformummies.com/ifm-hero-lockup-9s.mp4 returns 404 and the quiz logs a resource error on every load. Fix: add "!ifm-hero-lockup-9s.mp4" to .vercelignore, or drop the two references. Worth remembering for any future game that ships an mp4 — the ignore rule drops it silently.</w:t>
+      </w:r>
+    </w:p>
+    <w:p>
+      <w:r>
+        <w:rPr>
+          <w:b/>
+        </w:rPr>
+        <w:t>NEW 24. 🟠 Multiplayer host lobbies are clipped on phones.</w:t>
+      </w:r>
+    </w:p>
+    <w:p>
+      <w:pPr>
+        <w:pStyle w:val="ListParagraph"/>
+      </w:pPr>
+      <w:r>
+        <w:t>At a 390px viewport /broke-by-friday clips 18 elements (worst: DIV.lobby-right extends to 574px) and /stock-rush clips 9 (worst: DIV.sr-race-panel at 582px). documentElement.scrollWidth stays at 390 in both cases, so the overflow is hidden rather than scrollable — the content is cut off, not reachable. Both clean URLs open the HOST/projector view by default, which is right on a laptop but means a phone visitor lands on a broken-looking lobby. Swipe Right LIVE avoids this with a role chooser (TEACHER / PROJECTOR vs STUDENT / PHONE) first — consider the same for these two. Every other game measured 0px overflow at 390px, including Money Map, Swipe Right LIVE, the quiz, Mutual Fund Manager LIVE and Stock Rush PRO.</w:t>
+      </w:r>
+    </w:p>
+    <w:p>
+      <w:r>
+        <w:rPr>
+          <w:b/>
+        </w:rPr>
+        <w:t>Functional test (Step 5B) — method and results.</w:t>
+      </w:r>
+    </w:p>
+    <w:p>
+      <w:pPr>
+        <w:pStyle w:val="ListParagraph"/>
+      </w:pPr>
+      <w:r>
+        <w:t>All 39 published URLs were driven headlessly (Puppeteer/Chrome): load with console, pageerror and failed-request capture; then an interaction loop that clicks visible controls, skips navigation and reset controls, drops any control producing no DOM change, and stops at a result-plus-replay screen; then a 390px reload measuring per-element horizontal overflow. Every flagged failure was re-confirmed by hand against the source. Health: 29 PASS · 5 BROKEN (Cap Climber, Debt Detective, REIT or Real?, Wheel of Gold, Wheel of Silver) · 2 DEGRADED (NAV Pizza, ₹1 Crore Ladder) · 3 SLIGHTLY OFF (Kaun Banega Crorepati — mp4 404; Broke by Friday LIVE and Stock Rush — mobile clipping). Coverage caveat: the multi-device round loops of Stock Rush, Stock Rush PRO, Swayamvar, Swipe Right LIVE, Broke by Friday LIVE and Mutual Fund Manager LIVE were not driven across two devices — they were verified to load, connect to Supabase and render a join QR only. The Supabase 406 responses on Broke by Friday LIVE and Stock Rush PRO remain benign ("no rows yet"); Stock Rush additionally logged one failed realtime broadcast request, worth a look if hosts report dropped rounds.</w:t>
+      </w:r>
+    </w:p>
+    <w:p>
+      <w:pPr>
+        <w:pStyle w:val="Heading2"/>
+      </w:pPr>
+      <w:r>
+        <w:t xml:space="preserve">Re-scan 31 Aug 2026 (weekly audit)</w:t>
+      </w:r>
+    </w:p>
+    <w:p>
+      <w:pPr>
+        <w:pStyle w:val="ListParagraph"/>
+      </w:pPr>
+      <w:r>
+        <w:t xml:space="preserve">Inventory: no change for the fourth week running. Table A remains 27 public games with the same showGame() ids; Resources &amp; Tools (10), News Agency (1) and Beta (15) unchanged. ChaiBoss Ltd ('7') is STILL in the Beta admin-section, not public. No new games since the 3 Aug pass — Sapno Ka Ghar and LTM Live are still un-carded and unreferenced by index.html, vercel.json and every WP snippet. All 39 vanity URLs (35 vercel.json rewrites + 4 redirects) returned HTTP 200. IFM_Published_Games.docx 'Last updated' bumped to 31 August 2026; no rows added or removed.</w:t>
+      </w:r>
+    </w:p>
+    <w:p>
+      <w:pPr>
+        <w:pStyle w:val="ListParagraph"/>
+      </w:pPr>
+      <w:r>
+        <w:t xml:space="preserve">✅ Headline: the month-old blocker is gone. Finding 15 (gameScores is not defined) is FIXED across all nine affected pages, and with it every 🔴 Broken entry from the last two audits. This is the first pass since 3 Aug with zero broken published URLs.</w:t>
+      </w:r>
+    </w:p>
+    <w:p>
+      <w:pPr>
+        <w:pStyle w:val="ListParagraph"/>
+      </w:pPr>
+      <w:r>
+        <w:t xml:space="preserve">15 — RESOLVED. Every extracted page now declares the global before touching it: nav-pizza.html and one-crore-ladder.html use "const gameScores = {…}" at the top of their game block; reit-or-real.html, debt-detective.html, wheel-of-gold.html, wheel-of-silver.html, three-investors.html, asset-boss.html and debt-boss.html use "window.gameScores = window.gameScores || {}" immediately before the write; cap-climber.html dropped its gameScores references entirely. Verified end-to-end in the browser, not just at source: Cap Climber now scores (0 → 10 on a correct answer) and reaches a full results screen with accuracy, all 10 companies and Play Again; REIT or Real? finishes 8 questions and renders score 30/80 with the full question recap (gameScores = {grr:30}); Debt Detective renders 3/8 with the by-borrower-type breakdown; Wheel of Gold reaches "🏆 See Results" and renders 4 of 8, 50% accuracy, 40 points, best streak and badges (gameScores = {g6:40}). Wheel of Silver shares that exact showFinal() path and declaration, so it is fixed by the same change.</w:t>
+      </w:r>
+    </w:p>
+    <w:p>
+      <w:pPr>
+        <w:pStyle w:val="ListParagraph"/>
+      </w:pPr>
+      <w:r>
+        <w:t xml:space="preserve">16 — STILL OPEN, both halves, and the root cause is now pinpointed. /ltm-live with no trailing slash still resolves styles.css?v=3, host-view.jsx?v=3, player-view.jsx?v=5 and engine.js?v=9 against the site root — all four 404 and the page sits on "Loading…". Separately, the room=undefined bug is NOT deploy drift (all five ltm-live assets byte-match their local copies): engine.js only generates ROOM_CODE when the URL carries ?role=host. Visiting /ltm-live/ bare leaves ROOM_CODE undefined while still rendering the host lobby, so the join link reads "…/ltm-live/?room=undefined". /ltm-live/?role=host works correctly and produced room VLAI this pass. FIX: default to host when no role is supplied (or generate a code whenever no room is given), and redirect /ltm-live → /ltm-live/. LTM Live remains not publishable.</w:t>
+      </w:r>
+    </w:p>
+    <w:p>
+      <w:pPr>
+        <w:pStyle w:val="ListParagraph"/>
+      </w:pPr>
+      <w:r>
+        <w:t xml:space="preserve">17 — HALF RESOLVED. The round timer now resets correctly: double-or-nothing.html line 1809 sets r72TimeLeft = R72_TIME at the start of each round, and round 2 was observed starting at 29s live. The copy/config mismatch is still there — the rules screen (line 1716) advertises "15 seconds per round" while R72_TIME = 30. Change one to match the other.</w:t>
+      </w:r>
+    </w:p>
+    <w:p>
+      <w:pPr>
+        <w:pStyle w:val="ListParagraph"/>
+      </w:pPr>
+      <w:r>
+        <w:t xml:space="preserve">18 — STILL OPEN, and now diagnosed. lifestyle-time-machine.html sets "const BUDGET = 1500000" (₹15L) while every piece of on-screen copy says ₹25L ("Total budget: ₹25L", "you have ₹25L to spend", "Remove items until you're within ₹25L"). The arithmetic is self-consistent with ₹15L — selecting a ₹2.5L item showed "BUDGET REMAINING ₹12,50,000 / ₹2.5L spent / Total budget: ₹25L" — so this is a copy-vs-constant mismatch, not a maths bug. Decide which number is correct and change the other.</w:t>
+      </w:r>
+    </w:p>
+    <w:p>
+      <w:pPr>
+        <w:pStyle w:val="ListParagraph"/>
+      </w:pPr>
+      <w:r>
+        <w:t xml:space="preserve">19 — button fix holding; the Beta labelling is not. The Reveal CTA still measures 0px overflow at 390px. But a public, portal-carded game still presents itself as beta: the page title reads "Hidden Fortunes 2.0 — Beta" and the hero shows a "✦ BETA 2.0" badge. Drop both for a game that is on the public grid and in the published list.</w:t>
+      </w:r>
+    </w:p>
+    <w:p>
+      <w:pPr>
+        <w:pStyle w:val="ListParagraph"/>
+      </w:pPr>
+      <w:r>
+        <w:t xml:space="preserve">20 — STILL OPEN. reit-or-real.html and debt-detective.html both ship &lt;img class="site-logo"&gt; with no src attribute, and at runtime the attribute is still absent (probed live: "NO-SRC-ATTR" on both), so each renders an empty circle in the game header. Both files do contain a logo-populating script, so the script is not reaching this element — check that the selector runs after the header is in the DOM. /3-buckets is correct and serves "/IFM round logo for watermark.png".</w:t>
+      </w:r>
+    </w:p>
+    <w:p>
+      <w:pPr>
+        <w:pStyle w:val="ListParagraph"/>
+      </w:pPr>
+      <w:r>
+        <w:t xml:space="preserve">21 — STILL OPEN, plus a new problem on the same screen. /swayamvar still redirects to /swayamvar/?room=1995, the same hardcoded room for every class; it opened on a clean lobby this pass, but the next class can still walk into the previous one's state. Generate a fresh room code per host visit.</w:t>
+      </w:r>
+    </w:p>
+    <w:p>
+      <w:pPr>
+        <w:pStyle w:val="ListParagraph"/>
+      </w:pPr>
+      <w:r>
+        <w:t xml:space="preserve">NEW 25. 🟡 Swayamvar prints a join address that does not exist. Under the QR, the host screen shows "ifm.game/swayamvar" (from joinUrl in swayamvar/game-data.js). That domain does not resolve at all — curl returns no response. The QR image itself encodes a working URL (ifm-deploy.vercel.app/swayamvar/?role=player&amp;room=…), so scanning students are fine, but anyone who reads the address off the projector and types it lands nowhere. Replace joinUrl with the branded games.investingformummies.com/swayamvar, and point the QR at the branded domain too.</w:t>
+      </w:r>
+    </w:p>
+    <w:p>
+      <w:pPr>
+        <w:pStyle w:val="ListParagraph"/>
+      </w:pPr>
+      <w:r>
+        <w:t xml:space="preserve">NEW 26. 🟠 Stock Rush and Stock Rush PRO still advertise the raw Vercel host. The lobby join text reads "ifm-deploy.vercel.app/stock-rush" and "ifm-deploy.vercel.app/stock-rush-pro" rather than the branded games.investingformummies.com equivalents. Cosmetic, but it is the URL a whole classroom copies down.</w:t>
+      </w:r>
+    </w:p>
+    <w:p>
+      <w:pPr>
+        <w:pStyle w:val="ListParagraph"/>
+      </w:pPr>
+      <w:r>
+        <w:t xml:space="preserve">NEW 27. 🟠 Market Pulse overflows inside its iframe on phones. At a 390px viewport the game's own document reports scrollWidth 435 against a 362px frame — the layout is genuinely wider than the phone. It scrolls rather than clipping, so it is usable, but it is the only srcdoc game that does not fit. Debt Boss, Asset Boss, My First Trade and IPO Bonanza all measured 362 (no overflow).</w:t>
+      </w:r>
+    </w:p>
+    <w:p>
+      <w:pPr>
+        <w:pStyle w:val="ListParagraph"/>
+      </w:pPr>
+      <w:r>
+        <w:t xml:space="preserve">24 — STILL OPEN, and it now affects three host lobbies, not two. At 390px /broke-by-friday clips 10 elements (worst DIV.lobby-left at 443px) and /stock-rush clips 8 (worst DIV.sr-race-panel at 582px) — both unchanged. NEW this pass: /swayamvar/ clips 8 (worst DIV.scroll at 520px). In all three, documentElement.scrollWidth stays at 390, so the overflow is hidden rather than scrollable — content is cut off, not reachable. Stock Rush PRO and Swipe Right LIVE both measure 0px; Swipe Right LIVE still solves this properly with a TEACHER / PROJECTOR vs STUDENT / PHONE chooser before the lobby. Give Broke by Friday, Stock Rush and Swayamvar the same chooser.</w:t>
+      </w:r>
+    </w:p>
+    <w:p>
+      <w:pPr>
+        <w:pStyle w:val="ListParagraph"/>
+      </w:pPr>
+      <w:r>
+        <w:t xml:space="preserve">23 — STILL OPEN. games.investingformummies.com/ifm-hero-lockup-9s.mp4 still returns 404, so the quiz logs a resource error on every load and its lobby/podium hero videos never play. .vercelignore still blocks it with "*.mp4" and only whitelists 3b-hero.mp4 and the content/ derivative folders. One line fixes it: "!ifm-hero-lockup-9s.mp4".</w:t>
+      </w:r>
+    </w:p>
+    <w:p>
+      <w:pPr>
+        <w:pStyle w:val="ListParagraph"/>
+      </w:pPr>
+      <w:r>
+        <w:t xml:space="preserve">Site-wide nit, carried forward: /favicon.ico still 404s on every page.</w:t>
+      </w:r>
+    </w:p>
+    <w:p>
+      <w:pPr>
+        <w:pStyle w:val="ListParagraph"/>
+      </w:pPr>
+      <w:r>
+        <w:t xml:space="preserve">Functional test (Step 5B) — method. All 39 published URLs were driven headlessly (Puppeteer/Chrome): load with console, pageerror and failed-request capture; a runtime probe of typeof gameScores and of img.site-logo's src; an interaction loop clicking visible controls while skipping navigation and reset controls; then a 390px reload measuring per-element horizontal overflow. Games that render inside a srcdoc iframe (Debt Boss, Asset Boss, My First Trade, Market Pulse, IPO Bonanza) were driven inside the frame, since a top-level DOM walk cannot see them — a blind spot that made them look empty in earlier passes. Every flagged failure was re-confirmed by hand in the browser and against the source.</w:t>
+      </w:r>
+    </w:p>
+    <w:p>
+      <w:pPr>
+        <w:pStyle w:val="ListParagraph"/>
+      </w:pPr>
+      <w:r>
+        <w:t xml:space="preserve">Functional test — results. Health: 30 PASS · 0 BROKEN · 2 DEGRADED (Lifestyle Time Machine — the ₹15L/₹25L budget contradiction; Swayamvar — shared hardcoded room plus the dead ifm.game join address) · 7 SLIGHTLY OFF (3 Buckets — one clipped badge at 390px; Hidden Fortunes — still self-labelled Beta 2.0; Double or Nothing — "15 seconds" copy vs a 30s timer; Market Pulse — iframe overflow at 390px; Stock Rush and Broke by Friday LIVE — clipped host lobbies at 390px; Kaun Banega Crorepati — the mp4 404). Outside the 39, LTM Live remains 🔴 BROKEN per finding 16.</w:t>
+      </w:r>
+    </w:p>
+    <w:p>
+      <w:pPr>
+        <w:pStyle w:val="ListParagraph"/>
+      </w:pPr>
+      <w:r>
+        <w:t xml:space="preserve">Coverage caveat, unchanged: the multi-device round loops of Stock Rush, Stock Rush PRO, Swayamvar, Swipe Right LIVE, Broke by Friday LIVE and Mutual Fund Manager LIVE were not driven across two devices. Each was verified to load, connect to Supabase, generate a room (Stock Rush PRO reached Round 1/6 in room PHYV; Mutual Fund Manager LIVE reached Screen 1 with PIN MF1312) and render a join QR. The Supabase 406 responses on Broke by Friday LIVE and Stock Rush PRO remain benign ("no rows yet"); Stock Rush again logged one failed realtime broadcast request — third pass running, worth a look if hosts report dropped rounds.</w:t>
+      </w:r>
+    </w:p>
+    <w:p>
+      <w:pPr>
+        <w:pStyle w:val="ListParagraph"/>
+      </w:pPr>
+      <w:r>
+        <w:t xml:space="preserve">Deploy integrity: spot-checked rather than exhaustive this pass. All five ltm-live assets and the first four standalone HTML files byte-matched their local copies; the full 33-file comparison was cut short for time and should be repeated next pass.</w:t>
       </w:r>
     </w:p>
   </w:body>
